--- a/_Annexes_Word/Atelier4-Redefinition_de_methodes_pour_un_Simple_Adapter_-_Copie.docx
+++ b/_Annexes_Word/Atelier4-Redefinition_de_methodes_pour_un_Simple_Adapter_-_Copie.docx
@@ -36,21 +36,25 @@
       <w:r>
         <w:t xml:space="preserve">On a vu à l'annexe 5 comment créer un </w:t>
       </w:r>
+      <w:proofErr w:type="spellStart"/>
       <w:r>
         <w:rPr>
           <w:rFonts w:ascii="Courier New" w:hAnsi="Courier New" w:cs="Courier New"/>
         </w:rPr>
         <w:t>SimpleAdapter</w:t>
       </w:r>
+      <w:proofErr w:type="spellEnd"/>
       <w:r>
         <w:t xml:space="preserve"> pour remplir un </w:t>
       </w:r>
+      <w:proofErr w:type="spellStart"/>
       <w:r>
         <w:rPr>
           <w:rFonts w:ascii="Courier New" w:hAnsi="Courier New" w:cs="Courier New"/>
         </w:rPr>
         <w:t>ListView</w:t>
       </w:r>
+      <w:proofErr w:type="spellEnd"/>
       <w:r>
         <w:t xml:space="preserve"> ou un </w:t>
       </w:r>
@@ -74,39 +78,47 @@
       <w:r>
         <w:t xml:space="preserve">à lier des adresses de </w:t>
       </w:r>
+      <w:proofErr w:type="spellStart"/>
       <w:r>
         <w:rPr>
           <w:rFonts w:ascii="Courier New" w:hAnsi="Courier New" w:cs="Courier New"/>
         </w:rPr>
         <w:t>Drawables</w:t>
       </w:r>
+      <w:proofErr w:type="spellEnd"/>
       <w:r>
         <w:t xml:space="preserve"> à ce </w:t>
       </w:r>
+      <w:proofErr w:type="spellStart"/>
       <w:r>
         <w:rPr>
           <w:rFonts w:ascii="Courier New" w:hAnsi="Courier New" w:cs="Courier New"/>
         </w:rPr>
         <w:t>SimpleAdapter</w:t>
       </w:r>
+      <w:proofErr w:type="spellEnd"/>
       <w:r>
         <w:t xml:space="preserve"> en y passant simplement cette adresse comme élément d'une paire de la </w:t>
       </w:r>
+      <w:proofErr w:type="spellStart"/>
       <w:r>
         <w:rPr>
           <w:rFonts w:ascii="Courier New" w:hAnsi="Courier New" w:cs="Courier New"/>
         </w:rPr>
         <w:t>Hashtable</w:t>
       </w:r>
+      <w:proofErr w:type="spellEnd"/>
       <w:r>
         <w:t xml:space="preserve"> reliée au </w:t>
       </w:r>
+      <w:proofErr w:type="spellStart"/>
       <w:r>
         <w:rPr>
           <w:rFonts w:ascii="Courier New" w:hAnsi="Courier New" w:cs="Courier New"/>
         </w:rPr>
         <w:t>SimpleAdapter</w:t>
       </w:r>
+      <w:proofErr w:type="spellEnd"/>
       <w:r>
         <w:t>.</w:t>
       </w:r>
@@ -116,41 +128,60 @@
         <w:jc w:val="both"/>
       </w:pPr>
       <w:r>
-        <w:t xml:space="preserve">Ce n'est plus le cas dans notre tp; on peut "convertir" notre liste de Chansons </w:t>
+        <w:t xml:space="preserve">Ce n'est plus le cas dans notre </w:t>
+      </w:r>
+      <w:proofErr w:type="spellStart"/>
+      <w:r>
+        <w:t>tp</w:t>
+      </w:r>
+      <w:proofErr w:type="spellEnd"/>
+      <w:r>
+        <w:t xml:space="preserve">; on peut "convertir" notre liste de Chansons </w:t>
       </w:r>
       <w:r>
         <w:t xml:space="preserve">en une liste de </w:t>
       </w:r>
+      <w:proofErr w:type="spellStart"/>
       <w:r>
         <w:rPr>
           <w:rFonts w:ascii="Courier New" w:hAnsi="Courier New" w:cs="Courier New"/>
         </w:rPr>
         <w:t>Hashtables</w:t>
       </w:r>
+      <w:proofErr w:type="spellEnd"/>
       <w:r>
-        <w:t xml:space="preserve"> mais on a un ur</w:t>
+        <w:t xml:space="preserve"> mais on a un </w:t>
+      </w:r>
+      <w:proofErr w:type="spellStart"/>
+      <w:r>
+        <w:t>ur</w:t>
       </w:r>
       <w:r>
         <w:t>i</w:t>
       </w:r>
+      <w:proofErr w:type="spellEnd"/>
       <w:r>
         <w:t xml:space="preserve"> pour récupérer les images ce que le </w:t>
       </w:r>
+      <w:proofErr w:type="spellStart"/>
       <w:r>
         <w:rPr>
           <w:rFonts w:ascii="Courier New" w:hAnsi="Courier New" w:cs="Courier New"/>
         </w:rPr>
         <w:t>SimpleAdapter</w:t>
       </w:r>
+      <w:proofErr w:type="spellEnd"/>
       <w:r>
         <w:t xml:space="preserve"> ne peut adapter de base dans un </w:t>
       </w:r>
+      <w:proofErr w:type="spellStart"/>
       <w:r>
         <w:rPr>
           <w:rFonts w:ascii="Courier New" w:hAnsi="Courier New" w:cs="Courier New"/>
         </w:rPr>
         <w:t>ImageView</w:t>
       </w:r>
+      <w:proofErr w:type="spellEnd"/>
     </w:p>
     <w:p>
       <w:r>
@@ -173,12 +204,14 @@
       <w:r>
         <w:t xml:space="preserve"> redéfinir des méthodes utilisées à l'interne du </w:t>
       </w:r>
+      <w:proofErr w:type="spellStart"/>
       <w:r>
         <w:rPr>
           <w:rFonts w:ascii="Courier New" w:hAnsi="Courier New" w:cs="Courier New"/>
         </w:rPr>
         <w:t>SimpleAdapter</w:t>
       </w:r>
+      <w:proofErr w:type="spellEnd"/>
       <w:r>
         <w:rPr>
           <w:rFonts w:ascii="Courier New" w:hAnsi="Courier New" w:cs="Courier New"/>
@@ -191,6 +224,7 @@
         </w:rPr>
         <w:t xml:space="preserve">en se faisant notre propre sous-classe de </w:t>
       </w:r>
+      <w:proofErr w:type="spellStart"/>
       <w:r>
         <w:rPr>
           <w:rFonts w:ascii="Courier New" w:hAnsi="Courier New" w:cs="Courier New"/>
@@ -209,6 +243,7 @@
         </w:rPr>
         <w:t>mpleAdapter</w:t>
       </w:r>
+      <w:proofErr w:type="spellEnd"/>
       <w:r>
         <w:t>:</w:t>
       </w:r>
@@ -251,7 +286,27 @@
           <w:szCs w:val="24"/>
           <w:lang w:eastAsia="fr-CA"/>
         </w:rPr>
-        <w:t xml:space="preserve">Comment coder une sous-classe d’une classe en Kotlin avec des constructeurs ? </w:t>
+        <w:t xml:space="preserve">Comment coder une sous-classe d’une classe en </w:t>
+      </w:r>
+      <w:proofErr w:type="spellStart"/>
+      <w:r>
+        <w:rPr>
+          <w:rFonts w:eastAsia="Times New Roman" w:cs="Courier New"/>
+          <w:color w:val="080808"/>
+          <w:szCs w:val="24"/>
+          <w:lang w:eastAsia="fr-CA"/>
+        </w:rPr>
+        <w:t>Kotlin</w:t>
+      </w:r>
+      <w:proofErr w:type="spellEnd"/>
+      <w:r>
+        <w:rPr>
+          <w:rFonts w:eastAsia="Times New Roman" w:cs="Courier New"/>
+          <w:color w:val="080808"/>
+          <w:szCs w:val="24"/>
+          <w:lang w:eastAsia="fr-CA"/>
+        </w:rPr>
+        <w:t xml:space="preserve"> avec des constructeurs ? </w:t>
       </w:r>
     </w:p>
     <w:p>
@@ -515,6 +570,7 @@
         </w:rPr>
         <w:t xml:space="preserve">Est-ce que </w:t>
       </w:r>
+      <w:proofErr w:type="spellStart"/>
       <w:r>
         <w:rPr>
           <w:rFonts w:ascii="Courier New" w:eastAsia="Times New Roman" w:hAnsi="Courier New" w:cs="Courier New"/>
@@ -524,6 +580,7 @@
         </w:rPr>
         <w:t>SimpleAdapter</w:t>
       </w:r>
+      <w:proofErr w:type="spellEnd"/>
       <w:r>
         <w:rPr>
           <w:rFonts w:eastAsia="Times New Roman" w:cs="Courier New"/>
@@ -827,6 +884,21 @@
     <w:p>
       <w:pPr>
         <w:ind w:left="360"/>
+        <w:jc w:val="both"/>
+      </w:pPr>
+    </w:p>
+    <w:p>
+      <w:pPr>
+        <w:ind w:left="360"/>
+        <w:jc w:val="both"/>
+      </w:pPr>
+      <w:r>
+        <w:t xml:space="preserve">DANS SETVIEWIMAGE PRENDRE LA LIGNE AVEC GLIDE </w:t>
+      </w:r>
+    </w:p>
+    <w:p>
+      <w:pPr>
+        <w:ind w:left="360"/>
       </w:pPr>
       <w:hyperlink r:id="rId10" w:history="1">
         <w:r>
@@ -836,6 +908,12 @@
           <w:t>https://github.com/bumptech/glide</w:t>
         </w:r>
       </w:hyperlink>
+      <w:r>
+        <w:br/>
+      </w:r>
+      <w:r>
+        <w:br/>
+      </w:r>
     </w:p>
     <w:p>
       <w:pPr>
@@ -860,12 +938,14 @@
       <w:r>
         <w:t xml:space="preserve">oit ajouter une dépendance dans le fichier </w:t>
       </w:r>
+      <w:proofErr w:type="spellStart"/>
       <w:r>
         <w:rPr>
           <w:rFonts w:ascii="Courier New" w:hAnsi="Courier New" w:cs="Courier New"/>
         </w:rPr>
         <w:t>build.gradle</w:t>
       </w:r>
+      <w:proofErr w:type="spellEnd"/>
       <w:r>
         <w:t>.</w:t>
       </w:r>
@@ -1200,7 +1280,23 @@
             <w:i/>
             <w:color w:val="C00000"/>
           </w:rPr>
-          <w:t xml:space="preserve"> Éric Labonté, Cégep du Vieux Montréal, 202</w:t>
+          <w:t xml:space="preserve"> Éric </w:t>
+        </w:r>
+        <w:proofErr w:type="spellStart"/>
+        <w:r>
+          <w:rPr>
+            <w:i/>
+            <w:color w:val="C00000"/>
+          </w:rPr>
+          <w:t>Labonté</w:t>
+        </w:r>
+        <w:proofErr w:type="spellEnd"/>
+        <w:r>
+          <w:rPr>
+            <w:i/>
+            <w:color w:val="C00000"/>
+          </w:rPr>
+          <w:t>, Cégep du Vieux Montréal, 202</w:t>
         </w:r>
         <w:r>
           <w:rPr>
@@ -6659,10 +6755,10 @@
     <w:sig w:usb0="E4002EFF" w:usb1="C200247B" w:usb2="00000009" w:usb3="00000000" w:csb0="000001FF" w:csb1="00000000"/>
   </w:font>
   <w:font w:name="Aptos">
-    <w:altName w:val="Calibri"/>
     <w:charset w:val="00"/>
-    <w:family w:val="roman"/>
-    <w:pitch w:val="default"/>
+    <w:family w:val="swiss"/>
+    <w:pitch w:val="variable"/>
+    <w:sig w:usb0="20000287" w:usb1="00000003" w:usb2="00000000" w:usb3="00000000" w:csb0="0000019F" w:csb1="00000000"/>
   </w:font>
   <w:font w:name="Aptos Display">
     <w:charset w:val="00"/>
@@ -6695,10 +6791,12 @@
     <w:rsid w:val="001A0AE4"/>
     <w:rsid w:val="001E1A19"/>
     <w:rsid w:val="0027219B"/>
+    <w:rsid w:val="003716A2"/>
     <w:rsid w:val="003C3F2F"/>
     <w:rsid w:val="0049463B"/>
     <w:rsid w:val="00552EA3"/>
     <w:rsid w:val="006C1412"/>
+    <w:rsid w:val="007D00A5"/>
     <w:rsid w:val="00831044"/>
     <w:rsid w:val="009D2D11"/>
     <w:rsid w:val="00A05879"/>
